--- a/doc/系统功能用户手册-图文版.docx
+++ b/doc/系统功能用户手册-图文版.docx
@@ -8,7 +8,7 @@
       </w:pPr>
       <w:r>
         <w:rPr>
-          <w:rFonts w:ascii="SimHei" w:hAnsi="SimHei" w:eastAsia="SimHei"/>
+          <w:rFonts w:ascii="黑体" w:hAnsi="黑体" w:eastAsia="黑体"/>
           <w:b/>
           <w:sz w:val="36"/>
         </w:rPr>
@@ -22,7 +22,7 @@
       </w:pPr>
       <w:r>
         <w:rPr>
-          <w:rFonts w:ascii="SimHei" w:hAnsi="SimHei" w:eastAsia="SimHei"/>
+          <w:rFonts w:ascii="黑体" w:hAnsi="黑体" w:eastAsia="黑体"/>
           <w:b/>
           <w:sz w:val="32"/>
         </w:rPr>
@@ -32,7 +32,7 @@
     <w:p>
       <w:r>
         <w:rPr>
-          <w:rFonts w:ascii="SimSun" w:hAnsi="SimSun" w:eastAsia="SimSun"/>
+          <w:rFonts w:ascii="宋体" w:hAnsi="宋体" w:eastAsia="宋体"/>
           <w:b w:val="0"/>
           <w:sz w:val="21"/>
         </w:rPr>
@@ -43,7 +43,7 @@
     <w:p>
       <w:r>
         <w:rPr>
-          <w:rFonts w:ascii="SimSun" w:hAnsi="SimSun" w:eastAsia="SimSun"/>
+          <w:rFonts w:ascii="宋体" w:hAnsi="宋体" w:eastAsia="宋体"/>
           <w:b w:val="0"/>
           <w:sz w:val="21"/>
         </w:rPr>
@@ -57,7 +57,7 @@
       </w:pPr>
       <w:r>
         <w:rPr>
-          <w:rFonts w:ascii="SimHei" w:hAnsi="SimHei" w:eastAsia="SimHei"/>
+          <w:rFonts w:ascii="黑体" w:hAnsi="黑体" w:eastAsia="黑体"/>
           <w:b/>
           <w:sz w:val="32"/>
         </w:rPr>
@@ -67,7 +67,7 @@
     <w:p>
       <w:r>
         <w:rPr>
-          <w:rFonts w:ascii="SimSun" w:hAnsi="SimSun" w:eastAsia="SimSun"/>
+          <w:rFonts w:ascii="宋体" w:hAnsi="宋体" w:eastAsia="宋体"/>
           <w:b w:val="0"/>
           <w:sz w:val="21"/>
         </w:rPr>
@@ -77,7 +77,7 @@
     <w:p>
       <w:r>
         <w:rPr>
-          <w:rFonts w:ascii="SimSun" w:hAnsi="SimSun" w:eastAsia="SimSun"/>
+          <w:rFonts w:ascii="宋体" w:hAnsi="宋体" w:eastAsia="宋体"/>
           <w:b w:val="0"/>
           <w:sz w:val="21"/>
         </w:rPr>
@@ -87,7 +87,7 @@
     <w:p>
       <w:r>
         <w:rPr>
-          <w:rFonts w:ascii="SimSun" w:hAnsi="SimSun" w:eastAsia="SimSun"/>
+          <w:rFonts w:ascii="宋体" w:hAnsi="宋体" w:eastAsia="宋体"/>
           <w:b w:val="0"/>
           <w:sz w:val="21"/>
         </w:rPr>
@@ -97,7 +97,7 @@
     <w:p>
       <w:r>
         <w:rPr>
-          <w:rFonts w:ascii="SimSun" w:hAnsi="SimSun" w:eastAsia="SimSun"/>
+          <w:rFonts w:ascii="宋体" w:hAnsi="宋体" w:eastAsia="宋体"/>
           <w:b w:val="0"/>
           <w:sz w:val="21"/>
         </w:rPr>
@@ -108,7 +108,7 @@
     <w:p>
       <w:r>
         <w:rPr>
-          <w:rFonts w:ascii="SimSun" w:hAnsi="SimSun" w:eastAsia="SimSun"/>
+          <w:rFonts w:ascii="宋体" w:hAnsi="宋体" w:eastAsia="宋体"/>
           <w:b w:val="0"/>
           <w:sz w:val="21"/>
         </w:rPr>
@@ -118,7 +118,7 @@
     <w:p>
       <w:r>
         <w:rPr>
-          <w:rFonts w:ascii="SimSun" w:hAnsi="SimSun" w:eastAsia="SimSun"/>
+          <w:rFonts w:ascii="宋体" w:hAnsi="宋体" w:eastAsia="宋体"/>
           <w:b w:val="0"/>
           <w:sz w:val="21"/>
         </w:rPr>
@@ -128,7 +128,7 @@
     <w:p>
       <w:r>
         <w:rPr>
-          <w:rFonts w:ascii="SimSun" w:hAnsi="SimSun" w:eastAsia="SimSun"/>
+          <w:rFonts w:ascii="宋体" w:hAnsi="宋体" w:eastAsia="宋体"/>
           <w:b w:val="0"/>
           <w:sz w:val="21"/>
         </w:rPr>
@@ -138,7 +138,7 @@
     <w:p>
       <w:r>
         <w:rPr>
-          <w:rFonts w:ascii="SimSun" w:hAnsi="SimSun" w:eastAsia="SimSun"/>
+          <w:rFonts w:ascii="宋体" w:hAnsi="宋体" w:eastAsia="宋体"/>
           <w:b w:val="0"/>
           <w:sz w:val="21"/>
         </w:rPr>
@@ -152,21 +152,24 @@
       </w:pPr>
       <w:r>
         <w:drawing>
-          <wp:inline xmlns:a="http://schemas.openxmlformats.org/drawingml/2006/main" xmlns:pic="http://schemas.openxmlformats.org/drawingml/2006/picture">
-            <wp:extent cx="5580000" cy="7893375"/>
+          <wp:inline distT="0" distB="0" distL="114300" distR="114300">
+            <wp:extent cx="5579745" cy="7893050"/>
+            <wp:effectExtent l="0" t="0" r="8255" b="6350"/>
             <wp:docPr id="1" name="Picture 1"/>
             <wp:cNvGraphicFramePr>
-              <a:graphicFrameLocks noChangeAspect="1"/>
+              <a:graphicFrameLocks xmlns:a="http://schemas.openxmlformats.org/drawingml/2006/main" noChangeAspect="1"/>
             </wp:cNvGraphicFramePr>
-            <a:graphic>
+            <a:graphic xmlns:a="http://schemas.openxmlformats.org/drawingml/2006/main">
               <a:graphicData uri="http://schemas.openxmlformats.org/drawingml/2006/picture">
-                <pic:pic>
+                <pic:pic xmlns:pic="http://schemas.openxmlformats.org/drawingml/2006/picture">
                   <pic:nvPicPr>
-                    <pic:cNvPr id="0" name="01-文件列表.png"/>
-                    <pic:cNvPicPr/>
+                    <pic:cNvPr id="1" name="Picture 1"/>
+                    <pic:cNvPicPr>
+                      <a:picLocks noChangeAspect="1"/>
+                    </pic:cNvPicPr>
                   </pic:nvPicPr>
                   <pic:blipFill>
-                    <a:blip r:embed="rId15"/>
+                    <a:blip r:embed="rId4"/>
                     <a:stretch>
                       <a:fillRect/>
                     </a:stretch>
@@ -176,7 +179,9 @@
                       <a:off x="0" y="0"/>
                       <a:ext cx="5580000" cy="7893375"/>
                     </a:xfrm>
-                    <a:prstGeom prst="rect"/>
+                    <a:prstGeom prst="rect">
+                      <a:avLst/>
+                    </a:prstGeom>
                   </pic:spPr>
                 </pic:pic>
               </a:graphicData>
@@ -191,7 +196,7 @@
       </w:pPr>
       <w:r>
         <w:rPr>
-          <w:rFonts w:ascii="SimSun" w:hAnsi="SimSun" w:eastAsia="SimSun"/>
+          <w:rFonts w:ascii="宋体" w:hAnsi="宋体" w:eastAsia="宋体"/>
           <w:b w:val="0"/>
           <w:sz w:val="18"/>
         </w:rPr>
@@ -205,11 +210,21 @@
       </w:pPr>
       <w:r>
         <w:rPr>
-          <w:rFonts w:ascii="SimHei" w:hAnsi="SimHei" w:eastAsia="SimHei"/>
+          <w:rFonts w:ascii="黑体" w:hAnsi="黑体" w:eastAsia="黑体"/>
           <w:b/>
           <w:sz w:val="32"/>
         </w:rPr>
-        <w:t>3. 功能一：文件列表管理</w:t>
+        <w:t xml:space="preserve">3. </w:t>
+      </w:r>
+      <w:bookmarkStart w:id="0" w:name="_GoBack"/>
+      <w:bookmarkEnd w:id="0"/>
+      <w:r>
+        <w:rPr>
+          <w:rFonts w:ascii="黑体" w:hAnsi="黑体" w:eastAsia="黑体"/>
+          <w:b/>
+          <w:sz w:val="32"/>
+        </w:rPr>
+        <w:t>文件列表管理</w:t>
       </w:r>
     </w:p>
     <w:p/>
@@ -219,7 +234,7 @@
       </w:pPr>
       <w:r>
         <w:rPr>
-          <w:rFonts w:ascii="SimHei" w:hAnsi="SimHei" w:eastAsia="SimHei"/>
+          <w:rFonts w:ascii="黑体" w:hAnsi="黑体" w:eastAsia="黑体"/>
           <w:b/>
           <w:sz w:val="28"/>
         </w:rPr>
@@ -229,7 +244,7 @@
     <w:p>
       <w:r>
         <w:rPr>
-          <w:rFonts w:ascii="SimSun" w:hAnsi="SimSun" w:eastAsia="SimSun"/>
+          <w:rFonts w:ascii="宋体" w:hAnsi="宋体" w:eastAsia="宋体"/>
           <w:b w:val="0"/>
           <w:sz w:val="21"/>
         </w:rPr>
@@ -243,7 +258,7 @@
       </w:pPr>
       <w:r>
         <w:rPr>
-          <w:rFonts w:ascii="SimHei" w:hAnsi="SimHei" w:eastAsia="SimHei"/>
+          <w:rFonts w:ascii="黑体" w:hAnsi="黑体" w:eastAsia="黑体"/>
           <w:b/>
           <w:sz w:val="28"/>
         </w:rPr>
@@ -253,7 +268,7 @@
     <w:p>
       <w:r>
         <w:rPr>
-          <w:rFonts w:ascii="SimSun" w:hAnsi="SimSun" w:eastAsia="SimSun"/>
+          <w:rFonts w:ascii="宋体" w:hAnsi="宋体" w:eastAsia="宋体"/>
           <w:b w:val="0"/>
           <w:sz w:val="21"/>
         </w:rPr>
@@ -263,7 +278,7 @@
     <w:p>
       <w:r>
         <w:rPr>
-          <w:rFonts w:ascii="SimSun" w:hAnsi="SimSun" w:eastAsia="SimSun"/>
+          <w:rFonts w:ascii="宋体" w:hAnsi="宋体" w:eastAsia="宋体"/>
           <w:b w:val="0"/>
           <w:sz w:val="21"/>
         </w:rPr>
@@ -273,7 +288,7 @@
     <w:p>
       <w:r>
         <w:rPr>
-          <w:rFonts w:ascii="SimSun" w:hAnsi="SimSun" w:eastAsia="SimSun"/>
+          <w:rFonts w:ascii="宋体" w:hAnsi="宋体" w:eastAsia="宋体"/>
           <w:b w:val="0"/>
           <w:sz w:val="21"/>
         </w:rPr>
@@ -283,7 +298,7 @@
     <w:p>
       <w:r>
         <w:rPr>
-          <w:rFonts w:ascii="SimSun" w:hAnsi="SimSun" w:eastAsia="SimSun"/>
+          <w:rFonts w:ascii="宋体" w:hAnsi="宋体" w:eastAsia="宋体"/>
           <w:b w:val="0"/>
           <w:sz w:val="21"/>
         </w:rPr>
@@ -293,7 +308,7 @@
     <w:p>
       <w:r>
         <w:rPr>
-          <w:rFonts w:ascii="SimSun" w:hAnsi="SimSun" w:eastAsia="SimSun"/>
+          <w:rFonts w:ascii="宋体" w:hAnsi="宋体" w:eastAsia="宋体"/>
           <w:b w:val="0"/>
           <w:sz w:val="21"/>
         </w:rPr>
@@ -303,7 +318,7 @@
     <w:p>
       <w:r>
         <w:rPr>
-          <w:rFonts w:ascii="SimSun" w:hAnsi="SimSun" w:eastAsia="SimSun"/>
+          <w:rFonts w:ascii="宋体" w:hAnsi="宋体" w:eastAsia="宋体"/>
           <w:b w:val="0"/>
           <w:sz w:val="21"/>
         </w:rPr>
@@ -314,7 +329,7 @@
     <w:p>
       <w:r>
         <w:rPr>
-          <w:rFonts w:ascii="SimSun" w:hAnsi="SimSun" w:eastAsia="SimSun"/>
+          <w:rFonts w:ascii="宋体" w:hAnsi="宋体" w:eastAsia="宋体"/>
           <w:b w:val="0"/>
           <w:sz w:val="21"/>
         </w:rPr>
@@ -324,7 +339,7 @@
     <w:p>
       <w:r>
         <w:rPr>
-          <w:rFonts w:ascii="SimSun" w:hAnsi="SimSun" w:eastAsia="SimSun"/>
+          <w:rFonts w:ascii="宋体" w:hAnsi="宋体" w:eastAsia="宋体"/>
           <w:b w:val="0"/>
           <w:sz w:val="21"/>
         </w:rPr>
@@ -334,7 +349,7 @@
     <w:p>
       <w:r>
         <w:rPr>
-          <w:rFonts w:ascii="SimSun" w:hAnsi="SimSun" w:eastAsia="SimSun"/>
+          <w:rFonts w:ascii="宋体" w:hAnsi="宋体" w:eastAsia="宋体"/>
           <w:b w:val="0"/>
           <w:sz w:val="21"/>
         </w:rPr>
@@ -348,21 +363,24 @@
       </w:pPr>
       <w:r>
         <w:drawing>
-          <wp:inline xmlns:a="http://schemas.openxmlformats.org/drawingml/2006/main" xmlns:pic="http://schemas.openxmlformats.org/drawingml/2006/picture">
-            <wp:extent cx="5580000" cy="5180875"/>
+          <wp:inline distT="0" distB="0" distL="114300" distR="114300">
+            <wp:extent cx="5579745" cy="5180330"/>
+            <wp:effectExtent l="0" t="0" r="8255" b="1270"/>
             <wp:docPr id="2" name="Picture 2"/>
             <wp:cNvGraphicFramePr>
-              <a:graphicFrameLocks noChangeAspect="1"/>
+              <a:graphicFrameLocks xmlns:a="http://schemas.openxmlformats.org/drawingml/2006/main" noChangeAspect="1"/>
             </wp:cNvGraphicFramePr>
-            <a:graphic>
+            <a:graphic xmlns:a="http://schemas.openxmlformats.org/drawingml/2006/main">
               <a:graphicData uri="http://schemas.openxmlformats.org/drawingml/2006/picture">
-                <pic:pic>
+                <pic:pic xmlns:pic="http://schemas.openxmlformats.org/drawingml/2006/picture">
                   <pic:nvPicPr>
-                    <pic:cNvPr id="0" name="04-CSV导入弹窗.png"/>
-                    <pic:cNvPicPr/>
+                    <pic:cNvPr id="2" name="Picture 2"/>
+                    <pic:cNvPicPr>
+                      <a:picLocks noChangeAspect="1"/>
+                    </pic:cNvPicPr>
                   </pic:nvPicPr>
                   <pic:blipFill>
-                    <a:blip r:embed="rId16"/>
+                    <a:blip r:embed="rId5"/>
                     <a:stretch>
                       <a:fillRect/>
                     </a:stretch>
@@ -372,7 +390,9 @@
                       <a:off x="0" y="0"/>
                       <a:ext cx="5580000" cy="5180875"/>
                     </a:xfrm>
-                    <a:prstGeom prst="rect"/>
+                    <a:prstGeom prst="rect">
+                      <a:avLst/>
+                    </a:prstGeom>
                   </pic:spPr>
                 </pic:pic>
               </a:graphicData>
@@ -387,7 +407,7 @@
       </w:pPr>
       <w:r>
         <w:rPr>
-          <w:rFonts w:ascii="SimSun" w:hAnsi="SimSun" w:eastAsia="SimSun"/>
+          <w:rFonts w:ascii="宋体" w:hAnsi="宋体" w:eastAsia="宋体"/>
           <w:b w:val="0"/>
           <w:sz w:val="18"/>
         </w:rPr>
@@ -401,7 +421,7 @@
       </w:pPr>
       <w:r>
         <w:rPr>
-          <w:rFonts w:ascii="SimHei" w:hAnsi="SimHei" w:eastAsia="SimHei"/>
+          <w:rFonts w:ascii="黑体" w:hAnsi="黑体" w:eastAsia="黑体"/>
           <w:b/>
           <w:sz w:val="28"/>
         </w:rPr>
@@ -411,7 +431,7 @@
     <w:p>
       <w:r>
         <w:rPr>
-          <w:rFonts w:ascii="SimSun" w:hAnsi="SimSun" w:eastAsia="SimSun"/>
+          <w:rFonts w:ascii="宋体" w:hAnsi="宋体" w:eastAsia="宋体"/>
           <w:b w:val="0"/>
           <w:sz w:val="21"/>
         </w:rPr>
@@ -421,7 +441,7 @@
     <w:p>
       <w:r>
         <w:rPr>
-          <w:rFonts w:ascii="SimSun" w:hAnsi="SimSun" w:eastAsia="SimSun"/>
+          <w:rFonts w:ascii="宋体" w:hAnsi="宋体" w:eastAsia="宋体"/>
           <w:b w:val="0"/>
           <w:sz w:val="21"/>
         </w:rPr>
@@ -431,7 +451,7 @@
     <w:p>
       <w:r>
         <w:rPr>
-          <w:rFonts w:ascii="SimSun" w:hAnsi="SimSun" w:eastAsia="SimSun"/>
+          <w:rFonts w:ascii="宋体" w:hAnsi="宋体" w:eastAsia="宋体"/>
           <w:b w:val="0"/>
           <w:sz w:val="21"/>
         </w:rPr>
@@ -441,7 +461,7 @@
     <w:p>
       <w:r>
         <w:rPr>
-          <w:rFonts w:ascii="SimSun" w:hAnsi="SimSun" w:eastAsia="SimSun"/>
+          <w:rFonts w:ascii="宋体" w:hAnsi="宋体" w:eastAsia="宋体"/>
           <w:b w:val="0"/>
           <w:sz w:val="21"/>
         </w:rPr>
@@ -451,7 +471,7 @@
     <w:p>
       <w:r>
         <w:rPr>
-          <w:rFonts w:ascii="SimSun" w:hAnsi="SimSun" w:eastAsia="SimSun"/>
+          <w:rFonts w:ascii="宋体" w:hAnsi="宋体" w:eastAsia="宋体"/>
           <w:b w:val="0"/>
           <w:sz w:val="21"/>
         </w:rPr>
@@ -461,7 +481,7 @@
     <w:p>
       <w:r>
         <w:rPr>
-          <w:rFonts w:ascii="SimSun" w:hAnsi="SimSun" w:eastAsia="SimSun"/>
+          <w:rFonts w:ascii="宋体" w:hAnsi="宋体" w:eastAsia="宋体"/>
           <w:b w:val="0"/>
           <w:sz w:val="21"/>
         </w:rPr>
@@ -471,7 +491,7 @@
     <w:p>
       <w:r>
         <w:rPr>
-          <w:rFonts w:ascii="SimSun" w:hAnsi="SimSun" w:eastAsia="SimSun"/>
+          <w:rFonts w:ascii="宋体" w:hAnsi="宋体" w:eastAsia="宋体"/>
           <w:b w:val="0"/>
           <w:sz w:val="21"/>
         </w:rPr>
@@ -481,7 +501,7 @@
     <w:p>
       <w:r>
         <w:rPr>
-          <w:rFonts w:ascii="SimSun" w:hAnsi="SimSun" w:eastAsia="SimSun"/>
+          <w:rFonts w:ascii="宋体" w:hAnsi="宋体" w:eastAsia="宋体"/>
           <w:b w:val="0"/>
           <w:sz w:val="21"/>
         </w:rPr>
@@ -492,7 +512,7 @@
     <w:p>
       <w:r>
         <w:rPr>
-          <w:rFonts w:ascii="SimSun" w:hAnsi="SimSun" w:eastAsia="SimSun"/>
+          <w:rFonts w:ascii="宋体" w:hAnsi="宋体" w:eastAsia="宋体"/>
           <w:b w:val="0"/>
           <w:sz w:val="21"/>
         </w:rPr>
@@ -502,7 +522,7 @@
     <w:p>
       <w:r>
         <w:rPr>
-          <w:rFonts w:ascii="SimSun" w:hAnsi="SimSun" w:eastAsia="SimSun"/>
+          <w:rFonts w:ascii="宋体" w:hAnsi="宋体" w:eastAsia="宋体"/>
           <w:b w:val="0"/>
           <w:sz w:val="21"/>
         </w:rPr>
@@ -512,7 +532,7 @@
     <w:p>
       <w:r>
         <w:rPr>
-          <w:rFonts w:ascii="SimSun" w:hAnsi="SimSun" w:eastAsia="SimSun"/>
+          <w:rFonts w:ascii="宋体" w:hAnsi="宋体" w:eastAsia="宋体"/>
           <w:b w:val="0"/>
           <w:sz w:val="21"/>
         </w:rPr>
@@ -526,21 +546,24 @@
       </w:pPr>
       <w:r>
         <w:drawing>
-          <wp:inline xmlns:a="http://schemas.openxmlformats.org/drawingml/2006/main" xmlns:pic="http://schemas.openxmlformats.org/drawingml/2006/picture">
-            <wp:extent cx="5580000" cy="5955875"/>
+          <wp:inline distT="0" distB="0" distL="114300" distR="114300">
+            <wp:extent cx="5579745" cy="5955665"/>
+            <wp:effectExtent l="0" t="0" r="8255" b="13335"/>
             <wp:docPr id="3" name="Picture 3"/>
             <wp:cNvGraphicFramePr>
-              <a:graphicFrameLocks noChangeAspect="1"/>
+              <a:graphicFrameLocks xmlns:a="http://schemas.openxmlformats.org/drawingml/2006/main" noChangeAspect="1"/>
             </wp:cNvGraphicFramePr>
-            <a:graphic>
+            <a:graphic xmlns:a="http://schemas.openxmlformats.org/drawingml/2006/main">
               <a:graphicData uri="http://schemas.openxmlformats.org/drawingml/2006/picture">
-                <pic:pic>
+                <pic:pic xmlns:pic="http://schemas.openxmlformats.org/drawingml/2006/picture">
                   <pic:nvPicPr>
-                    <pic:cNvPr id="0" name="05-FCS导入弹窗.png"/>
-                    <pic:cNvPicPr/>
+                    <pic:cNvPr id="3" name="Picture 3"/>
+                    <pic:cNvPicPr>
+                      <a:picLocks noChangeAspect="1"/>
+                    </pic:cNvPicPr>
                   </pic:nvPicPr>
                   <pic:blipFill>
-                    <a:blip r:embed="rId17"/>
+                    <a:blip r:embed="rId6"/>
                     <a:stretch>
                       <a:fillRect/>
                     </a:stretch>
@@ -550,7 +573,9 @@
                       <a:off x="0" y="0"/>
                       <a:ext cx="5580000" cy="5955875"/>
                     </a:xfrm>
-                    <a:prstGeom prst="rect"/>
+                    <a:prstGeom prst="rect">
+                      <a:avLst/>
+                    </a:prstGeom>
                   </pic:spPr>
                 </pic:pic>
               </a:graphicData>
@@ -565,7 +590,7 @@
       </w:pPr>
       <w:r>
         <w:rPr>
-          <w:rFonts w:ascii="SimSun" w:hAnsi="SimSun" w:eastAsia="SimSun"/>
+          <w:rFonts w:ascii="宋体" w:hAnsi="宋体" w:eastAsia="宋体"/>
           <w:b w:val="0"/>
           <w:sz w:val="18"/>
         </w:rPr>
@@ -579,7 +604,7 @@
       </w:pPr>
       <w:r>
         <w:rPr>
-          <w:rFonts w:ascii="SimHei" w:hAnsi="SimHei" w:eastAsia="SimHei"/>
+          <w:rFonts w:ascii="黑体" w:hAnsi="黑体" w:eastAsia="黑体"/>
           <w:b/>
           <w:sz w:val="28"/>
         </w:rPr>
@@ -589,7 +614,7 @@
     <w:p>
       <w:r>
         <w:rPr>
-          <w:rFonts w:ascii="SimSun" w:hAnsi="SimSun" w:eastAsia="SimSun"/>
+          <w:rFonts w:ascii="宋体" w:hAnsi="宋体" w:eastAsia="宋体"/>
           <w:b w:val="0"/>
           <w:sz w:val="21"/>
         </w:rPr>
@@ -599,7 +624,7 @@
     <w:p>
       <w:r>
         <w:rPr>
-          <w:rFonts w:ascii="SimSun" w:hAnsi="SimSun" w:eastAsia="SimSun"/>
+          <w:rFonts w:ascii="宋体" w:hAnsi="宋体" w:eastAsia="宋体"/>
           <w:b w:val="0"/>
           <w:sz w:val="21"/>
         </w:rPr>
@@ -609,7 +634,7 @@
     <w:p>
       <w:r>
         <w:rPr>
-          <w:rFonts w:ascii="SimSun" w:hAnsi="SimSun" w:eastAsia="SimSun"/>
+          <w:rFonts w:ascii="宋体" w:hAnsi="宋体" w:eastAsia="宋体"/>
           <w:b w:val="0"/>
           <w:sz w:val="21"/>
         </w:rPr>
@@ -619,7 +644,7 @@
     <w:p>
       <w:r>
         <w:rPr>
-          <w:rFonts w:ascii="SimSun" w:hAnsi="SimSun" w:eastAsia="SimSun"/>
+          <w:rFonts w:ascii="宋体" w:hAnsi="宋体" w:eastAsia="宋体"/>
           <w:b w:val="0"/>
           <w:sz w:val="21"/>
         </w:rPr>
@@ -633,7 +658,7 @@
       </w:pPr>
       <w:r>
         <w:rPr>
-          <w:rFonts w:ascii="SimHei" w:hAnsi="SimHei" w:eastAsia="SimHei"/>
+          <w:rFonts w:ascii="黑体" w:hAnsi="黑体" w:eastAsia="黑体"/>
           <w:b/>
           <w:sz w:val="32"/>
         </w:rPr>
@@ -647,7 +672,7 @@
       </w:pPr>
       <w:r>
         <w:rPr>
-          <w:rFonts w:ascii="SimHei" w:hAnsi="SimHei" w:eastAsia="SimHei"/>
+          <w:rFonts w:ascii="黑体" w:hAnsi="黑体" w:eastAsia="黑体"/>
           <w:b/>
           <w:sz w:val="28"/>
         </w:rPr>
@@ -657,7 +682,7 @@
     <w:p>
       <w:r>
         <w:rPr>
-          <w:rFonts w:ascii="SimSun" w:hAnsi="SimSun" w:eastAsia="SimSun"/>
+          <w:rFonts w:ascii="宋体" w:hAnsi="宋体" w:eastAsia="宋体"/>
           <w:b w:val="0"/>
           <w:sz w:val="21"/>
         </w:rPr>
@@ -671,21 +696,24 @@
       </w:pPr>
       <w:r>
         <w:drawing>
-          <wp:inline xmlns:a="http://schemas.openxmlformats.org/drawingml/2006/main" xmlns:pic="http://schemas.openxmlformats.org/drawingml/2006/picture">
-            <wp:extent cx="5580000" cy="8621875"/>
+          <wp:inline distT="0" distB="0" distL="114300" distR="114300">
+            <wp:extent cx="5579745" cy="8621395"/>
+            <wp:effectExtent l="0" t="0" r="8255" b="14605"/>
             <wp:docPr id="4" name="Picture 4"/>
             <wp:cNvGraphicFramePr>
-              <a:graphicFrameLocks noChangeAspect="1"/>
+              <a:graphicFrameLocks xmlns:a="http://schemas.openxmlformats.org/drawingml/2006/main" noChangeAspect="1"/>
             </wp:cNvGraphicFramePr>
-            <a:graphic>
+            <a:graphic xmlns:a="http://schemas.openxmlformats.org/drawingml/2006/main">
               <a:graphicData uri="http://schemas.openxmlformats.org/drawingml/2006/picture">
-                <pic:pic>
+                <pic:pic xmlns:pic="http://schemas.openxmlformats.org/drawingml/2006/picture">
                   <pic:nvPicPr>
-                    <pic:cNvPr id="0" name="02-数据分析页.png"/>
-                    <pic:cNvPicPr/>
+                    <pic:cNvPr id="4" name="Picture 4"/>
+                    <pic:cNvPicPr>
+                      <a:picLocks noChangeAspect="1"/>
+                    </pic:cNvPicPr>
                   </pic:nvPicPr>
                   <pic:blipFill>
-                    <a:blip r:embed="rId18"/>
+                    <a:blip r:embed="rId7"/>
                     <a:stretch>
                       <a:fillRect/>
                     </a:stretch>
@@ -695,7 +723,9 @@
                       <a:off x="0" y="0"/>
                       <a:ext cx="5580000" cy="8621875"/>
                     </a:xfrm>
-                    <a:prstGeom prst="rect"/>
+                    <a:prstGeom prst="rect">
+                      <a:avLst/>
+                    </a:prstGeom>
                   </pic:spPr>
                 </pic:pic>
               </a:graphicData>
@@ -710,7 +740,7 @@
       </w:pPr>
       <w:r>
         <w:rPr>
-          <w:rFonts w:ascii="SimSun" w:hAnsi="SimSun" w:eastAsia="SimSun"/>
+          <w:rFonts w:ascii="宋体" w:hAnsi="宋体" w:eastAsia="宋体"/>
           <w:b w:val="0"/>
           <w:sz w:val="18"/>
         </w:rPr>
@@ -724,7 +754,7 @@
       </w:pPr>
       <w:r>
         <w:rPr>
-          <w:rFonts w:ascii="SimHei" w:hAnsi="SimHei" w:eastAsia="SimHei"/>
+          <w:rFonts w:ascii="黑体" w:hAnsi="黑体" w:eastAsia="黑体"/>
           <w:b/>
           <w:sz w:val="28"/>
         </w:rPr>
@@ -734,7 +764,7 @@
     <w:p>
       <w:r>
         <w:rPr>
-          <w:rFonts w:ascii="SimSun" w:hAnsi="SimSun" w:eastAsia="SimSun"/>
+          <w:rFonts w:ascii="宋体" w:hAnsi="宋体" w:eastAsia="宋体"/>
           <w:b w:val="0"/>
           <w:sz w:val="21"/>
         </w:rPr>
@@ -744,7 +774,7 @@
     <w:p>
       <w:r>
         <w:rPr>
-          <w:rFonts w:ascii="SimSun" w:hAnsi="SimSun" w:eastAsia="SimSun"/>
+          <w:rFonts w:ascii="宋体" w:hAnsi="宋体" w:eastAsia="宋体"/>
           <w:b w:val="0"/>
           <w:sz w:val="21"/>
         </w:rPr>
@@ -754,7 +784,7 @@
     <w:p>
       <w:r>
         <w:rPr>
-          <w:rFonts w:ascii="SimSun" w:hAnsi="SimSun" w:eastAsia="SimSun"/>
+          <w:rFonts w:ascii="宋体" w:hAnsi="宋体" w:eastAsia="宋体"/>
           <w:b w:val="0"/>
           <w:sz w:val="21"/>
         </w:rPr>
@@ -764,7 +794,7 @@
     <w:p>
       <w:r>
         <w:rPr>
-          <w:rFonts w:ascii="SimSun" w:hAnsi="SimSun" w:eastAsia="SimSun"/>
+          <w:rFonts w:ascii="宋体" w:hAnsi="宋体" w:eastAsia="宋体"/>
           <w:b w:val="0"/>
           <w:sz w:val="21"/>
         </w:rPr>
@@ -774,7 +804,7 @@
     <w:p>
       <w:r>
         <w:rPr>
-          <w:rFonts w:ascii="SimSun" w:hAnsi="SimSun" w:eastAsia="SimSun"/>
+          <w:rFonts w:ascii="宋体" w:hAnsi="宋体" w:eastAsia="宋体"/>
           <w:b w:val="0"/>
           <w:sz w:val="21"/>
         </w:rPr>
@@ -784,7 +814,7 @@
     <w:p>
       <w:r>
         <w:rPr>
-          <w:rFonts w:ascii="SimSun" w:hAnsi="SimSun" w:eastAsia="SimSun"/>
+          <w:rFonts w:ascii="宋体" w:hAnsi="宋体" w:eastAsia="宋体"/>
           <w:b w:val="0"/>
           <w:sz w:val="21"/>
         </w:rPr>
@@ -794,7 +824,7 @@
     <w:p>
       <w:r>
         <w:rPr>
-          <w:rFonts w:ascii="SimSun" w:hAnsi="SimSun" w:eastAsia="SimSun"/>
+          <w:rFonts w:ascii="宋体" w:hAnsi="宋体" w:eastAsia="宋体"/>
           <w:b w:val="0"/>
           <w:sz w:val="21"/>
         </w:rPr>
@@ -804,7 +834,7 @@
     <w:p>
       <w:r>
         <w:rPr>
-          <w:rFonts w:ascii="SimSun" w:hAnsi="SimSun" w:eastAsia="SimSun"/>
+          <w:rFonts w:ascii="宋体" w:hAnsi="宋体" w:eastAsia="宋体"/>
           <w:b w:val="0"/>
           <w:sz w:val="21"/>
         </w:rPr>
@@ -814,7 +844,7 @@
     <w:p>
       <w:r>
         <w:rPr>
-          <w:rFonts w:ascii="SimSun" w:hAnsi="SimSun" w:eastAsia="SimSun"/>
+          <w:rFonts w:ascii="宋体" w:hAnsi="宋体" w:eastAsia="宋体"/>
           <w:b w:val="0"/>
           <w:sz w:val="21"/>
         </w:rPr>
@@ -824,7 +854,7 @@
     <w:p>
       <w:r>
         <w:rPr>
-          <w:rFonts w:ascii="SimSun" w:hAnsi="SimSun" w:eastAsia="SimSun"/>
+          <w:rFonts w:ascii="宋体" w:hAnsi="宋体" w:eastAsia="宋体"/>
           <w:b w:val="0"/>
           <w:sz w:val="21"/>
         </w:rPr>
@@ -834,7 +864,7 @@
     <w:p>
       <w:r>
         <w:rPr>
-          <w:rFonts w:ascii="SimSun" w:hAnsi="SimSun" w:eastAsia="SimSun"/>
+          <w:rFonts w:ascii="宋体" w:hAnsi="宋体" w:eastAsia="宋体"/>
           <w:b w:val="0"/>
           <w:sz w:val="21"/>
         </w:rPr>
@@ -844,7 +874,7 @@
     <w:p>
       <w:r>
         <w:rPr>
-          <w:rFonts w:ascii="SimSun" w:hAnsi="SimSun" w:eastAsia="SimSun"/>
+          <w:rFonts w:ascii="宋体" w:hAnsi="宋体" w:eastAsia="宋体"/>
           <w:b w:val="0"/>
           <w:sz w:val="21"/>
         </w:rPr>
@@ -858,21 +888,24 @@
       </w:pPr>
       <w:r>
         <w:drawing>
-          <wp:inline xmlns:a="http://schemas.openxmlformats.org/drawingml/2006/main" xmlns:pic="http://schemas.openxmlformats.org/drawingml/2006/picture">
-            <wp:extent cx="5580000" cy="6587500"/>
+          <wp:inline distT="0" distB="0" distL="114300" distR="114300">
+            <wp:extent cx="5579745" cy="6587490"/>
+            <wp:effectExtent l="0" t="0" r="8255" b="16510"/>
             <wp:docPr id="5" name="Picture 5"/>
             <wp:cNvGraphicFramePr>
-              <a:graphicFrameLocks noChangeAspect="1"/>
+              <a:graphicFrameLocks xmlns:a="http://schemas.openxmlformats.org/drawingml/2006/main" noChangeAspect="1"/>
             </wp:cNvGraphicFramePr>
-            <a:graphic>
+            <a:graphic xmlns:a="http://schemas.openxmlformats.org/drawingml/2006/main">
               <a:graphicData uri="http://schemas.openxmlformats.org/drawingml/2006/picture">
-                <pic:pic>
+                <pic:pic xmlns:pic="http://schemas.openxmlformats.org/drawingml/2006/picture">
                   <pic:nvPicPr>
-                    <pic:cNvPr id="0" name="06-新建分析配置.png"/>
-                    <pic:cNvPicPr/>
+                    <pic:cNvPr id="5" name="Picture 5"/>
+                    <pic:cNvPicPr>
+                      <a:picLocks noChangeAspect="1"/>
+                    </pic:cNvPicPr>
                   </pic:nvPicPr>
                   <pic:blipFill>
-                    <a:blip r:embed="rId19"/>
+                    <a:blip r:embed="rId8"/>
                     <a:stretch>
                       <a:fillRect/>
                     </a:stretch>
@@ -882,7 +915,9 @@
                       <a:off x="0" y="0"/>
                       <a:ext cx="5580000" cy="6587500"/>
                     </a:xfrm>
-                    <a:prstGeom prst="rect"/>
+                    <a:prstGeom prst="rect">
+                      <a:avLst/>
+                    </a:prstGeom>
                   </pic:spPr>
                 </pic:pic>
               </a:graphicData>
@@ -897,7 +932,7 @@
       </w:pPr>
       <w:r>
         <w:rPr>
-          <w:rFonts w:ascii="SimSun" w:hAnsi="SimSun" w:eastAsia="SimSun"/>
+          <w:rFonts w:ascii="宋体" w:hAnsi="宋体" w:eastAsia="宋体"/>
           <w:b w:val="0"/>
           <w:sz w:val="18"/>
         </w:rPr>
@@ -911,7 +946,7 @@
       </w:pPr>
       <w:r>
         <w:rPr>
-          <w:rFonts w:ascii="SimHei" w:hAnsi="SimHei" w:eastAsia="SimHei"/>
+          <w:rFonts w:ascii="黑体" w:hAnsi="黑体" w:eastAsia="黑体"/>
           <w:b/>
           <w:sz w:val="28"/>
         </w:rPr>
@@ -921,7 +956,7 @@
     <w:p>
       <w:r>
         <w:rPr>
-          <w:rFonts w:ascii="SimSun" w:hAnsi="SimSun" w:eastAsia="SimSun"/>
+          <w:rFonts w:ascii="宋体" w:hAnsi="宋体" w:eastAsia="宋体"/>
           <w:b w:val="0"/>
           <w:sz w:val="21"/>
         </w:rPr>
@@ -931,7 +966,7 @@
     <w:p>
       <w:r>
         <w:rPr>
-          <w:rFonts w:ascii="SimSun" w:hAnsi="SimSun" w:eastAsia="SimSun"/>
+          <w:rFonts w:ascii="宋体" w:hAnsi="宋体" w:eastAsia="宋体"/>
           <w:b w:val="0"/>
           <w:sz w:val="21"/>
         </w:rPr>
@@ -941,7 +976,7 @@
     <w:p>
       <w:r>
         <w:rPr>
-          <w:rFonts w:ascii="SimSun" w:hAnsi="SimSun" w:eastAsia="SimSun"/>
+          <w:rFonts w:ascii="宋体" w:hAnsi="宋体" w:eastAsia="宋体"/>
           <w:b w:val="0"/>
           <w:sz w:val="21"/>
         </w:rPr>
@@ -951,7 +986,7 @@
     <w:p>
       <w:r>
         <w:rPr>
-          <w:rFonts w:ascii="SimSun" w:hAnsi="SimSun" w:eastAsia="SimSun"/>
+          <w:rFonts w:ascii="宋体" w:hAnsi="宋体" w:eastAsia="宋体"/>
           <w:b w:val="0"/>
           <w:sz w:val="21"/>
         </w:rPr>
@@ -962,7 +997,7 @@
     <w:p>
       <w:r>
         <w:rPr>
-          <w:rFonts w:ascii="SimSun" w:hAnsi="SimSun" w:eastAsia="SimSun"/>
+          <w:rFonts w:ascii="宋体" w:hAnsi="宋体" w:eastAsia="宋体"/>
           <w:b w:val="0"/>
           <w:sz w:val="21"/>
         </w:rPr>
@@ -972,7 +1007,7 @@
     <w:p>
       <w:r>
         <w:rPr>
-          <w:rFonts w:ascii="SimSun" w:hAnsi="SimSun" w:eastAsia="SimSun"/>
+          <w:rFonts w:ascii="宋体" w:hAnsi="宋体" w:eastAsia="宋体"/>
           <w:b w:val="0"/>
           <w:sz w:val="21"/>
         </w:rPr>
@@ -986,21 +1021,24 @@
       </w:pPr>
       <w:r>
         <w:drawing>
-          <wp:inline xmlns:a="http://schemas.openxmlformats.org/drawingml/2006/main" xmlns:pic="http://schemas.openxmlformats.org/drawingml/2006/picture">
-            <wp:extent cx="5580000" cy="6975000"/>
+          <wp:inline distT="0" distB="0" distL="114300" distR="114300">
+            <wp:extent cx="5579745" cy="6974840"/>
+            <wp:effectExtent l="0" t="0" r="8255" b="10160"/>
             <wp:docPr id="6" name="Picture 6"/>
             <wp:cNvGraphicFramePr>
-              <a:graphicFrameLocks noChangeAspect="1"/>
+              <a:graphicFrameLocks xmlns:a="http://schemas.openxmlformats.org/drawingml/2006/main" noChangeAspect="1"/>
             </wp:cNvGraphicFramePr>
-            <a:graphic>
+            <a:graphic xmlns:a="http://schemas.openxmlformats.org/drawingml/2006/main">
               <a:graphicData uri="http://schemas.openxmlformats.org/drawingml/2006/picture">
-                <pic:pic>
+                <pic:pic xmlns:pic="http://schemas.openxmlformats.org/drawingml/2006/picture">
                   <pic:nvPicPr>
-                    <pic:cNvPr id="0" name="07-维度选择列表.png"/>
-                    <pic:cNvPicPr/>
+                    <pic:cNvPr id="6" name="Picture 6"/>
+                    <pic:cNvPicPr>
+                      <a:picLocks noChangeAspect="1"/>
+                    </pic:cNvPicPr>
                   </pic:nvPicPr>
                   <pic:blipFill>
-                    <a:blip r:embed="rId20"/>
+                    <a:blip r:embed="rId9"/>
                     <a:stretch>
                       <a:fillRect/>
                     </a:stretch>
@@ -1010,7 +1048,9 @@
                       <a:off x="0" y="0"/>
                       <a:ext cx="5580000" cy="6975000"/>
                     </a:xfrm>
-                    <a:prstGeom prst="rect"/>
+                    <a:prstGeom prst="rect">
+                      <a:avLst/>
+                    </a:prstGeom>
                   </pic:spPr>
                 </pic:pic>
               </a:graphicData>
@@ -1025,7 +1065,7 @@
       </w:pPr>
       <w:r>
         <w:rPr>
-          <w:rFonts w:ascii="SimSun" w:hAnsi="SimSun" w:eastAsia="SimSun"/>
+          <w:rFonts w:ascii="宋体" w:hAnsi="宋体" w:eastAsia="宋体"/>
           <w:b w:val="0"/>
           <w:sz w:val="18"/>
         </w:rPr>
@@ -1039,7 +1079,7 @@
       </w:pPr>
       <w:r>
         <w:rPr>
-          <w:rFonts w:ascii="SimHei" w:hAnsi="SimHei" w:eastAsia="SimHei"/>
+          <w:rFonts w:ascii="黑体" w:hAnsi="黑体" w:eastAsia="黑体"/>
           <w:b/>
           <w:sz w:val="32"/>
         </w:rPr>
@@ -1053,7 +1093,7 @@
       </w:pPr>
       <w:r>
         <w:rPr>
-          <w:rFonts w:ascii="SimHei" w:hAnsi="SimHei" w:eastAsia="SimHei"/>
+          <w:rFonts w:ascii="黑体" w:hAnsi="黑体" w:eastAsia="黑体"/>
           <w:b/>
           <w:sz w:val="28"/>
         </w:rPr>
@@ -1063,7 +1103,7 @@
     <w:p>
       <w:r>
         <w:rPr>
-          <w:rFonts w:ascii="SimSun" w:hAnsi="SimSun" w:eastAsia="SimSun"/>
+          <w:rFonts w:ascii="宋体" w:hAnsi="宋体" w:eastAsia="宋体"/>
           <w:b w:val="0"/>
           <w:sz w:val="21"/>
         </w:rPr>
@@ -1077,7 +1117,7 @@
       </w:pPr>
       <w:r>
         <w:rPr>
-          <w:rFonts w:ascii="SimHei" w:hAnsi="SimHei" w:eastAsia="SimHei"/>
+          <w:rFonts w:ascii="黑体" w:hAnsi="黑体" w:eastAsia="黑体"/>
           <w:b/>
           <w:sz w:val="28"/>
         </w:rPr>
@@ -1087,7 +1127,7 @@
     <w:p>
       <w:r>
         <w:rPr>
-          <w:rFonts w:ascii="SimSun" w:hAnsi="SimSun" w:eastAsia="SimSun"/>
+          <w:rFonts w:ascii="宋体" w:hAnsi="宋体" w:eastAsia="宋体"/>
           <w:b w:val="0"/>
           <w:sz w:val="21"/>
         </w:rPr>
@@ -1097,7 +1137,7 @@
     <w:p>
       <w:r>
         <w:rPr>
-          <w:rFonts w:ascii="SimSun" w:hAnsi="SimSun" w:eastAsia="SimSun"/>
+          <w:rFonts w:ascii="宋体" w:hAnsi="宋体" w:eastAsia="宋体"/>
           <w:b w:val="0"/>
           <w:sz w:val="21"/>
         </w:rPr>
@@ -1107,7 +1147,7 @@
     <w:p>
       <w:r>
         <w:rPr>
-          <w:rFonts w:ascii="SimSun" w:hAnsi="SimSun" w:eastAsia="SimSun"/>
+          <w:rFonts w:ascii="宋体" w:hAnsi="宋体" w:eastAsia="宋体"/>
           <w:b w:val="0"/>
           <w:sz w:val="21"/>
         </w:rPr>
@@ -1117,7 +1157,7 @@
     <w:p>
       <w:r>
         <w:rPr>
-          <w:rFonts w:ascii="SimSun" w:hAnsi="SimSun" w:eastAsia="SimSun"/>
+          <w:rFonts w:ascii="宋体" w:hAnsi="宋体" w:eastAsia="宋体"/>
           <w:b w:val="0"/>
           <w:sz w:val="21"/>
         </w:rPr>
@@ -1127,7 +1167,7 @@
     <w:p>
       <w:r>
         <w:rPr>
-          <w:rFonts w:ascii="SimSun" w:hAnsi="SimSun" w:eastAsia="SimSun"/>
+          <w:rFonts w:ascii="宋体" w:hAnsi="宋体" w:eastAsia="宋体"/>
           <w:b w:val="0"/>
           <w:sz w:val="21"/>
         </w:rPr>
@@ -1137,7 +1177,7 @@
     <w:p>
       <w:r>
         <w:rPr>
-          <w:rFonts w:ascii="SimSun" w:hAnsi="SimSun" w:eastAsia="SimSun"/>
+          <w:rFonts w:ascii="宋体" w:hAnsi="宋体" w:eastAsia="宋体"/>
           <w:b w:val="0"/>
           <w:sz w:val="21"/>
         </w:rPr>
@@ -1147,7 +1187,7 @@
     <w:p>
       <w:r>
         <w:rPr>
-          <w:rFonts w:ascii="SimSun" w:hAnsi="SimSun" w:eastAsia="SimSun"/>
+          <w:rFonts w:ascii="宋体" w:hAnsi="宋体" w:eastAsia="宋体"/>
           <w:b w:val="0"/>
           <w:sz w:val="21"/>
         </w:rPr>
@@ -1157,7 +1197,7 @@
     <w:p>
       <w:r>
         <w:rPr>
-          <w:rFonts w:ascii="SimSun" w:hAnsi="SimSun" w:eastAsia="SimSun"/>
+          <w:rFonts w:ascii="宋体" w:hAnsi="宋体" w:eastAsia="宋体"/>
           <w:b w:val="0"/>
           <w:sz w:val="21"/>
         </w:rPr>
@@ -1171,7 +1211,7 @@
       </w:pPr>
       <w:r>
         <w:rPr>
-          <w:rFonts w:ascii="SimHei" w:hAnsi="SimHei" w:eastAsia="SimHei"/>
+          <w:rFonts w:ascii="黑体" w:hAnsi="黑体" w:eastAsia="黑体"/>
           <w:b/>
           <w:sz w:val="28"/>
         </w:rPr>
@@ -1181,7 +1221,7 @@
     <w:p>
       <w:r>
         <w:rPr>
-          <w:rFonts w:ascii="SimSun" w:hAnsi="SimSun" w:eastAsia="SimSun"/>
+          <w:rFonts w:ascii="宋体" w:hAnsi="宋体" w:eastAsia="宋体"/>
           <w:b w:val="0"/>
           <w:sz w:val="21"/>
         </w:rPr>
@@ -1191,7 +1231,7 @@
     <w:p>
       <w:r>
         <w:rPr>
-          <w:rFonts w:ascii="SimSun" w:hAnsi="SimSun" w:eastAsia="SimSun"/>
+          <w:rFonts w:ascii="宋体" w:hAnsi="宋体" w:eastAsia="宋体"/>
           <w:b w:val="0"/>
           <w:sz w:val="21"/>
         </w:rPr>
@@ -1201,7 +1241,7 @@
     <w:p>
       <w:r>
         <w:rPr>
-          <w:rFonts w:ascii="SimSun" w:hAnsi="SimSun" w:eastAsia="SimSun"/>
+          <w:rFonts w:ascii="宋体" w:hAnsi="宋体" w:eastAsia="宋体"/>
           <w:b w:val="0"/>
           <w:sz w:val="21"/>
         </w:rPr>
@@ -1211,7 +1251,7 @@
     <w:p>
       <w:r>
         <w:rPr>
-          <w:rFonts w:ascii="SimSun" w:hAnsi="SimSun" w:eastAsia="SimSun"/>
+          <w:rFonts w:ascii="宋体" w:hAnsi="宋体" w:eastAsia="宋体"/>
           <w:b w:val="0"/>
           <w:sz w:val="21"/>
         </w:rPr>
@@ -1225,7 +1265,7 @@
       </w:pPr>
       <w:r>
         <w:rPr>
-          <w:rFonts w:ascii="SimHei" w:hAnsi="SimHei" w:eastAsia="SimHei"/>
+          <w:rFonts w:ascii="黑体" w:hAnsi="黑体" w:eastAsia="黑体"/>
           <w:b/>
           <w:sz w:val="28"/>
         </w:rPr>
@@ -1235,7 +1275,7 @@
     <w:p>
       <w:r>
         <w:rPr>
-          <w:rFonts w:ascii="SimSun" w:hAnsi="SimSun" w:eastAsia="SimSun"/>
+          <w:rFonts w:ascii="宋体" w:hAnsi="宋体" w:eastAsia="宋体"/>
           <w:b w:val="0"/>
           <w:sz w:val="21"/>
         </w:rPr>
@@ -1245,7 +1285,7 @@
     <w:p>
       <w:r>
         <w:rPr>
-          <w:rFonts w:ascii="SimSun" w:hAnsi="SimSun" w:eastAsia="SimSun"/>
+          <w:rFonts w:ascii="宋体" w:hAnsi="宋体" w:eastAsia="宋体"/>
           <w:b w:val="0"/>
           <w:sz w:val="21"/>
         </w:rPr>
@@ -1256,7 +1296,7 @@
     <w:p>
       <w:r>
         <w:rPr>
-          <w:rFonts w:ascii="SimSun" w:hAnsi="SimSun" w:eastAsia="SimSun"/>
+          <w:rFonts w:ascii="宋体" w:hAnsi="宋体" w:eastAsia="宋体"/>
           <w:b w:val="0"/>
           <w:sz w:val="21"/>
         </w:rPr>
@@ -1266,7 +1306,7 @@
     <w:p>
       <w:r>
         <w:rPr>
-          <w:rFonts w:ascii="SimSun" w:hAnsi="SimSun" w:eastAsia="SimSun"/>
+          <w:rFonts w:ascii="宋体" w:hAnsi="宋体" w:eastAsia="宋体"/>
           <w:b w:val="0"/>
           <w:sz w:val="21"/>
         </w:rPr>
@@ -1276,7 +1316,7 @@
     <w:p>
       <w:r>
         <w:rPr>
-          <w:rFonts w:ascii="SimSun" w:hAnsi="SimSun" w:eastAsia="SimSun"/>
+          <w:rFonts w:ascii="宋体" w:hAnsi="宋体" w:eastAsia="宋体"/>
           <w:b w:val="0"/>
           <w:sz w:val="21"/>
         </w:rPr>
@@ -1286,7 +1326,7 @@
     <w:p>
       <w:r>
         <w:rPr>
-          <w:rFonts w:ascii="SimSun" w:hAnsi="SimSun" w:eastAsia="SimSun"/>
+          <w:rFonts w:ascii="宋体" w:hAnsi="宋体" w:eastAsia="宋体"/>
           <w:b w:val="0"/>
           <w:sz w:val="21"/>
         </w:rPr>
@@ -1296,7 +1336,7 @@
     <w:p>
       <w:r>
         <w:rPr>
-          <w:rFonts w:ascii="SimSun" w:hAnsi="SimSun" w:eastAsia="SimSun"/>
+          <w:rFonts w:ascii="宋体" w:hAnsi="宋体" w:eastAsia="宋体"/>
           <w:b w:val="0"/>
           <w:sz w:val="21"/>
         </w:rPr>
@@ -1306,7 +1346,7 @@
     <w:p>
       <w:r>
         <w:rPr>
-          <w:rFonts w:ascii="SimSun" w:hAnsi="SimSun" w:eastAsia="SimSun"/>
+          <w:rFonts w:ascii="宋体" w:hAnsi="宋体" w:eastAsia="宋体"/>
           <w:b w:val="0"/>
           <w:sz w:val="21"/>
         </w:rPr>
@@ -1316,7 +1356,7 @@
     <w:p>
       <w:r>
         <w:rPr>
-          <w:rFonts w:ascii="SimSun" w:hAnsi="SimSun" w:eastAsia="SimSun"/>
+          <w:rFonts w:ascii="宋体" w:hAnsi="宋体" w:eastAsia="宋体"/>
           <w:b w:val="0"/>
           <w:sz w:val="21"/>
         </w:rPr>
@@ -1327,7 +1367,7 @@
     <w:p>
       <w:r>
         <w:rPr>
-          <w:rFonts w:ascii="SimSun" w:hAnsi="SimSun" w:eastAsia="SimSun"/>
+          <w:rFonts w:ascii="宋体" w:hAnsi="宋体" w:eastAsia="宋体"/>
           <w:b w:val="0"/>
           <w:sz w:val="21"/>
         </w:rPr>
@@ -1337,7 +1377,7 @@
     <w:p>
       <w:r>
         <w:rPr>
-          <w:rFonts w:ascii="SimSun" w:hAnsi="SimSun" w:eastAsia="SimSun"/>
+          <w:rFonts w:ascii="宋体" w:hAnsi="宋体" w:eastAsia="宋体"/>
           <w:b w:val="0"/>
           <w:sz w:val="21"/>
         </w:rPr>
@@ -1347,7 +1387,7 @@
     <w:p>
       <w:r>
         <w:rPr>
-          <w:rFonts w:ascii="SimSun" w:hAnsi="SimSun" w:eastAsia="SimSun"/>
+          <w:rFonts w:ascii="宋体" w:hAnsi="宋体" w:eastAsia="宋体"/>
           <w:b w:val="0"/>
           <w:sz w:val="21"/>
         </w:rPr>
@@ -1361,7 +1401,7 @@
       </w:pPr>
       <w:r>
         <w:rPr>
-          <w:rFonts w:ascii="SimHei" w:hAnsi="SimHei" w:eastAsia="SimHei"/>
+          <w:rFonts w:ascii="黑体" w:hAnsi="黑体" w:eastAsia="黑体"/>
           <w:b/>
           <w:sz w:val="28"/>
         </w:rPr>
@@ -1371,7 +1411,7 @@
     <w:p>
       <w:r>
         <w:rPr>
-          <w:rFonts w:ascii="SimSun" w:hAnsi="SimSun" w:eastAsia="SimSun"/>
+          <w:rFonts w:ascii="宋体" w:hAnsi="宋体" w:eastAsia="宋体"/>
           <w:b w:val="0"/>
           <w:sz w:val="21"/>
         </w:rPr>
@@ -1381,7 +1421,7 @@
     <w:p>
       <w:r>
         <w:rPr>
-          <w:rFonts w:ascii="SimSun" w:hAnsi="SimSun" w:eastAsia="SimSun"/>
+          <w:rFonts w:ascii="宋体" w:hAnsi="宋体" w:eastAsia="宋体"/>
           <w:b w:val="0"/>
           <w:sz w:val="21"/>
         </w:rPr>
@@ -1392,7 +1432,7 @@
     <w:p>
       <w:r>
         <w:rPr>
-          <w:rFonts w:ascii="SimSun" w:hAnsi="SimSun" w:eastAsia="SimSun"/>
+          <w:rFonts w:ascii="宋体" w:hAnsi="宋体" w:eastAsia="宋体"/>
           <w:b w:val="0"/>
           <w:sz w:val="21"/>
         </w:rPr>
@@ -1402,7 +1442,7 @@
     <w:p>
       <w:r>
         <w:rPr>
-          <w:rFonts w:ascii="SimSun" w:hAnsi="SimSun" w:eastAsia="SimSun"/>
+          <w:rFonts w:ascii="宋体" w:hAnsi="宋体" w:eastAsia="宋体"/>
           <w:b w:val="0"/>
           <w:sz w:val="21"/>
         </w:rPr>
@@ -1412,7 +1452,7 @@
     <w:p>
       <w:r>
         <w:rPr>
-          <w:rFonts w:ascii="SimSun" w:hAnsi="SimSun" w:eastAsia="SimSun"/>
+          <w:rFonts w:ascii="宋体" w:hAnsi="宋体" w:eastAsia="宋体"/>
           <w:b w:val="0"/>
           <w:sz w:val="21"/>
         </w:rPr>
@@ -1422,7 +1462,7 @@
     <w:p>
       <w:r>
         <w:rPr>
-          <w:rFonts w:ascii="SimSun" w:hAnsi="SimSun" w:eastAsia="SimSun"/>
+          <w:rFonts w:ascii="宋体" w:hAnsi="宋体" w:eastAsia="宋体"/>
           <w:b w:val="0"/>
           <w:sz w:val="21"/>
         </w:rPr>
@@ -1432,7 +1472,7 @@
     <w:p>
       <w:r>
         <w:rPr>
-          <w:rFonts w:ascii="SimSun" w:hAnsi="SimSun" w:eastAsia="SimSun"/>
+          <w:rFonts w:ascii="宋体" w:hAnsi="宋体" w:eastAsia="宋体"/>
           <w:b w:val="0"/>
           <w:sz w:val="21"/>
         </w:rPr>
@@ -1442,7 +1482,7 @@
     <w:p>
       <w:r>
         <w:rPr>
-          <w:rFonts w:ascii="SimSun" w:hAnsi="SimSun" w:eastAsia="SimSun"/>
+          <w:rFonts w:ascii="宋体" w:hAnsi="宋体" w:eastAsia="宋体"/>
           <w:b w:val="0"/>
           <w:sz w:val="21"/>
         </w:rPr>
@@ -1452,7 +1492,7 @@
     <w:p>
       <w:r>
         <w:rPr>
-          <w:rFonts w:ascii="SimSun" w:hAnsi="SimSun" w:eastAsia="SimSun"/>
+          <w:rFonts w:ascii="宋体" w:hAnsi="宋体" w:eastAsia="宋体"/>
           <w:b w:val="0"/>
           <w:sz w:val="21"/>
         </w:rPr>
@@ -1463,7 +1503,7 @@
     <w:p>
       <w:r>
         <w:rPr>
-          <w:rFonts w:ascii="SimSun" w:hAnsi="SimSun" w:eastAsia="SimSun"/>
+          <w:rFonts w:ascii="宋体" w:hAnsi="宋体" w:eastAsia="宋体"/>
           <w:b w:val="0"/>
           <w:sz w:val="21"/>
         </w:rPr>
@@ -1473,7 +1513,7 @@
     <w:p>
       <w:r>
         <w:rPr>
-          <w:rFonts w:ascii="SimSun" w:hAnsi="SimSun" w:eastAsia="SimSun"/>
+          <w:rFonts w:ascii="宋体" w:hAnsi="宋体" w:eastAsia="宋体"/>
           <w:b w:val="0"/>
           <w:sz w:val="21"/>
         </w:rPr>
@@ -1483,7 +1523,7 @@
     <w:p>
       <w:r>
         <w:rPr>
-          <w:rFonts w:ascii="SimSun" w:hAnsi="SimSun" w:eastAsia="SimSun"/>
+          <w:rFonts w:ascii="宋体" w:hAnsi="宋体" w:eastAsia="宋体"/>
           <w:b w:val="0"/>
           <w:sz w:val="21"/>
         </w:rPr>
@@ -1497,7 +1537,7 @@
       </w:pPr>
       <w:r>
         <w:rPr>
-          <w:rFonts w:ascii="SimHei" w:hAnsi="SimHei" w:eastAsia="SimHei"/>
+          <w:rFonts w:ascii="黑体" w:hAnsi="黑体" w:eastAsia="黑体"/>
           <w:b/>
           <w:sz w:val="28"/>
         </w:rPr>
@@ -1507,7 +1547,7 @@
     <w:p>
       <w:r>
         <w:rPr>
-          <w:rFonts w:ascii="SimSun" w:hAnsi="SimSun" w:eastAsia="SimSun"/>
+          <w:rFonts w:ascii="宋体" w:hAnsi="宋体" w:eastAsia="宋体"/>
           <w:b w:val="0"/>
           <w:sz w:val="21"/>
         </w:rPr>
@@ -1517,7 +1557,7 @@
     <w:p>
       <w:r>
         <w:rPr>
-          <w:rFonts w:ascii="SimSun" w:hAnsi="SimSun" w:eastAsia="SimSun"/>
+          <w:rFonts w:ascii="宋体" w:hAnsi="宋体" w:eastAsia="宋体"/>
           <w:b w:val="0"/>
           <w:sz w:val="21"/>
         </w:rPr>
@@ -1528,7 +1568,7 @@
     <w:p>
       <w:r>
         <w:rPr>
-          <w:rFonts w:ascii="SimSun" w:hAnsi="SimSun" w:eastAsia="SimSun"/>
+          <w:rFonts w:ascii="宋体" w:hAnsi="宋体" w:eastAsia="宋体"/>
           <w:b w:val="0"/>
           <w:sz w:val="21"/>
         </w:rPr>
@@ -1538,7 +1578,7 @@
     <w:p>
       <w:r>
         <w:rPr>
-          <w:rFonts w:ascii="SimSun" w:hAnsi="SimSun" w:eastAsia="SimSun"/>
+          <w:rFonts w:ascii="宋体" w:hAnsi="宋体" w:eastAsia="宋体"/>
           <w:b w:val="0"/>
           <w:sz w:val="21"/>
         </w:rPr>
@@ -1548,7 +1588,7 @@
     <w:p>
       <w:r>
         <w:rPr>
-          <w:rFonts w:ascii="SimSun" w:hAnsi="SimSun" w:eastAsia="SimSun"/>
+          <w:rFonts w:ascii="宋体" w:hAnsi="宋体" w:eastAsia="宋体"/>
           <w:b w:val="0"/>
           <w:sz w:val="21"/>
         </w:rPr>
@@ -1558,7 +1598,7 @@
     <w:p>
       <w:r>
         <w:rPr>
-          <w:rFonts w:ascii="SimSun" w:hAnsi="SimSun" w:eastAsia="SimSun"/>
+          <w:rFonts w:ascii="宋体" w:hAnsi="宋体" w:eastAsia="宋体"/>
           <w:b w:val="0"/>
           <w:sz w:val="21"/>
         </w:rPr>
@@ -1568,7 +1608,7 @@
     <w:p>
       <w:r>
         <w:rPr>
-          <w:rFonts w:ascii="SimSun" w:hAnsi="SimSun" w:eastAsia="SimSun"/>
+          <w:rFonts w:ascii="宋体" w:hAnsi="宋体" w:eastAsia="宋体"/>
           <w:b w:val="0"/>
           <w:sz w:val="21"/>
         </w:rPr>
@@ -1578,7 +1618,7 @@
     <w:p>
       <w:r>
         <w:rPr>
-          <w:rFonts w:ascii="SimSun" w:hAnsi="SimSun" w:eastAsia="SimSun"/>
+          <w:rFonts w:ascii="宋体" w:hAnsi="宋体" w:eastAsia="宋体"/>
           <w:b w:val="0"/>
           <w:sz w:val="21"/>
         </w:rPr>
@@ -1589,7 +1629,7 @@
     <w:p>
       <w:r>
         <w:rPr>
-          <w:rFonts w:ascii="SimSun" w:hAnsi="SimSun" w:eastAsia="SimSun"/>
+          <w:rFonts w:ascii="宋体" w:hAnsi="宋体" w:eastAsia="宋体"/>
           <w:b w:val="0"/>
           <w:sz w:val="21"/>
         </w:rPr>
@@ -1599,7 +1639,7 @@
     <w:p>
       <w:r>
         <w:rPr>
-          <w:rFonts w:ascii="SimSun" w:hAnsi="SimSun" w:eastAsia="SimSun"/>
+          <w:rFonts w:ascii="宋体" w:hAnsi="宋体" w:eastAsia="宋体"/>
           <w:b w:val="0"/>
           <w:sz w:val="21"/>
         </w:rPr>
@@ -1609,7 +1649,7 @@
     <w:p>
       <w:r>
         <w:rPr>
-          <w:rFonts w:ascii="SimSun" w:hAnsi="SimSun" w:eastAsia="SimSun"/>
+          <w:rFonts w:ascii="宋体" w:hAnsi="宋体" w:eastAsia="宋体"/>
           <w:b w:val="0"/>
           <w:sz w:val="21"/>
         </w:rPr>
@@ -1623,7 +1663,7 @@
       </w:pPr>
       <w:r>
         <w:rPr>
-          <w:rFonts w:ascii="SimHei" w:hAnsi="SimHei" w:eastAsia="SimHei"/>
+          <w:rFonts w:ascii="黑体" w:hAnsi="黑体" w:eastAsia="黑体"/>
           <w:b/>
           <w:sz w:val="32"/>
         </w:rPr>
@@ -1637,7 +1677,7 @@
       </w:pPr>
       <w:r>
         <w:rPr>
-          <w:rFonts w:ascii="SimHei" w:hAnsi="SimHei" w:eastAsia="SimHei"/>
+          <w:rFonts w:ascii="黑体" w:hAnsi="黑体" w:eastAsia="黑体"/>
           <w:b/>
           <w:sz w:val="28"/>
         </w:rPr>
@@ -1647,7 +1687,7 @@
     <w:p>
       <w:r>
         <w:rPr>
-          <w:rFonts w:ascii="SimSun" w:hAnsi="SimSun" w:eastAsia="SimSun"/>
+          <w:rFonts w:ascii="宋体" w:hAnsi="宋体" w:eastAsia="宋体"/>
           <w:b w:val="0"/>
           <w:sz w:val="21"/>
         </w:rPr>
@@ -1657,7 +1697,7 @@
     <w:p>
       <w:r>
         <w:rPr>
-          <w:rFonts w:ascii="SimSun" w:hAnsi="SimSun" w:eastAsia="SimSun"/>
+          <w:rFonts w:ascii="宋体" w:hAnsi="宋体" w:eastAsia="宋体"/>
           <w:b w:val="0"/>
           <w:sz w:val="21"/>
         </w:rPr>
@@ -1667,7 +1707,7 @@
     <w:p>
       <w:r>
         <w:rPr>
-          <w:rFonts w:ascii="SimSun" w:hAnsi="SimSun" w:eastAsia="SimSun"/>
+          <w:rFonts w:ascii="宋体" w:hAnsi="宋体" w:eastAsia="宋体"/>
           <w:b w:val="0"/>
           <w:sz w:val="21"/>
         </w:rPr>
@@ -1677,7 +1717,7 @@
     <w:p>
       <w:r>
         <w:rPr>
-          <w:rFonts w:ascii="SimSun" w:hAnsi="SimSun" w:eastAsia="SimSun"/>
+          <w:rFonts w:ascii="宋体" w:hAnsi="宋体" w:eastAsia="宋体"/>
           <w:b w:val="0"/>
           <w:sz w:val="21"/>
         </w:rPr>
@@ -1687,7 +1727,7 @@
     <w:p>
       <w:r>
         <w:rPr>
-          <w:rFonts w:ascii="SimSun" w:hAnsi="SimSun" w:eastAsia="SimSun"/>
+          <w:rFonts w:ascii="宋体" w:hAnsi="宋体" w:eastAsia="宋体"/>
           <w:b w:val="0"/>
           <w:sz w:val="21"/>
         </w:rPr>
@@ -1701,7 +1741,7 @@
       </w:pPr>
       <w:r>
         <w:rPr>
-          <w:rFonts w:ascii="SimHei" w:hAnsi="SimHei" w:eastAsia="SimHei"/>
+          <w:rFonts w:ascii="黑体" w:hAnsi="黑体" w:eastAsia="黑体"/>
           <w:b/>
           <w:sz w:val="28"/>
         </w:rPr>
@@ -1711,7 +1751,7 @@
     <w:p>
       <w:r>
         <w:rPr>
-          <w:rFonts w:ascii="SimSun" w:hAnsi="SimSun" w:eastAsia="SimSun"/>
+          <w:rFonts w:ascii="宋体" w:hAnsi="宋体" w:eastAsia="宋体"/>
           <w:b w:val="0"/>
           <w:sz w:val="21"/>
         </w:rPr>
@@ -1721,7 +1761,7 @@
     <w:p>
       <w:r>
         <w:rPr>
-          <w:rFonts w:ascii="SimSun" w:hAnsi="SimSun" w:eastAsia="SimSun"/>
+          <w:rFonts w:ascii="宋体" w:hAnsi="宋体" w:eastAsia="宋体"/>
           <w:b w:val="0"/>
           <w:sz w:val="21"/>
         </w:rPr>
@@ -1731,7 +1771,7 @@
     <w:p>
       <w:r>
         <w:rPr>
-          <w:rFonts w:ascii="SimSun" w:hAnsi="SimSun" w:eastAsia="SimSun"/>
+          <w:rFonts w:ascii="宋体" w:hAnsi="宋体" w:eastAsia="宋体"/>
           <w:b w:val="0"/>
           <w:sz w:val="21"/>
         </w:rPr>
@@ -1745,7 +1785,7 @@
       </w:pPr>
       <w:r>
         <w:rPr>
-          <w:rFonts w:ascii="SimHei" w:hAnsi="SimHei" w:eastAsia="SimHei"/>
+          <w:rFonts w:ascii="黑体" w:hAnsi="黑体" w:eastAsia="黑体"/>
           <w:b/>
           <w:sz w:val="28"/>
         </w:rPr>
@@ -1755,7 +1795,7 @@
     <w:p>
       <w:r>
         <w:rPr>
-          <w:rFonts w:ascii="SimSun" w:hAnsi="SimSun" w:eastAsia="SimSun"/>
+          <w:rFonts w:ascii="宋体" w:hAnsi="宋体" w:eastAsia="宋体"/>
           <w:b w:val="0"/>
           <w:sz w:val="21"/>
         </w:rPr>
@@ -1765,7 +1805,7 @@
     <w:p>
       <w:r>
         <w:rPr>
-          <w:rFonts w:ascii="SimSun" w:hAnsi="SimSun" w:eastAsia="SimSun"/>
+          <w:rFonts w:ascii="宋体" w:hAnsi="宋体" w:eastAsia="宋体"/>
           <w:b w:val="0"/>
           <w:sz w:val="21"/>
         </w:rPr>
@@ -1775,7 +1815,7 @@
     <w:p>
       <w:r>
         <w:rPr>
-          <w:rFonts w:ascii="SimSun" w:hAnsi="SimSun" w:eastAsia="SimSun"/>
+          <w:rFonts w:ascii="宋体" w:hAnsi="宋体" w:eastAsia="宋体"/>
           <w:b w:val="0"/>
           <w:sz w:val="21"/>
         </w:rPr>
@@ -1789,7 +1829,7 @@
       </w:pPr>
       <w:r>
         <w:rPr>
-          <w:rFonts w:ascii="SimHei" w:hAnsi="SimHei" w:eastAsia="SimHei"/>
+          <w:rFonts w:ascii="黑体" w:hAnsi="黑体" w:eastAsia="黑体"/>
           <w:b/>
           <w:sz w:val="28"/>
         </w:rPr>
@@ -1799,7 +1839,7 @@
     <w:p>
       <w:r>
         <w:rPr>
-          <w:rFonts w:ascii="SimSun" w:hAnsi="SimSun" w:eastAsia="SimSun"/>
+          <w:rFonts w:ascii="宋体" w:hAnsi="宋体" w:eastAsia="宋体"/>
           <w:b w:val="0"/>
           <w:sz w:val="21"/>
         </w:rPr>
@@ -1809,7 +1849,7 @@
     <w:p>
       <w:r>
         <w:rPr>
-          <w:rFonts w:ascii="SimSun" w:hAnsi="SimSun" w:eastAsia="SimSun"/>
+          <w:rFonts w:ascii="宋体" w:hAnsi="宋体" w:eastAsia="宋体"/>
           <w:b w:val="0"/>
           <w:sz w:val="21"/>
         </w:rPr>
@@ -1819,7 +1859,7 @@
     <w:p>
       <w:r>
         <w:rPr>
-          <w:rFonts w:ascii="SimSun" w:hAnsi="SimSun" w:eastAsia="SimSun"/>
+          <w:rFonts w:ascii="宋体" w:hAnsi="宋体" w:eastAsia="宋体"/>
           <w:b w:val="0"/>
           <w:sz w:val="21"/>
         </w:rPr>
@@ -1829,7 +1869,7 @@
     <w:p>
       <w:r>
         <w:rPr>
-          <w:rFonts w:ascii="SimSun" w:hAnsi="SimSun" w:eastAsia="SimSun"/>
+          <w:rFonts w:ascii="宋体" w:hAnsi="宋体" w:eastAsia="宋体"/>
           <w:b w:val="0"/>
           <w:sz w:val="21"/>
         </w:rPr>
@@ -1840,7 +1880,7 @@
     <w:p>
       <w:r>
         <w:rPr>
-          <w:rFonts w:ascii="SimSun" w:hAnsi="SimSun" w:eastAsia="SimSun"/>
+          <w:rFonts w:ascii="宋体" w:hAnsi="宋体" w:eastAsia="宋体"/>
           <w:b w:val="0"/>
           <w:sz w:val="21"/>
         </w:rPr>
@@ -1850,7 +1890,7 @@
     <w:p>
       <w:r>
         <w:rPr>
-          <w:rFonts w:ascii="SimSun" w:hAnsi="SimSun" w:eastAsia="SimSun"/>
+          <w:rFonts w:ascii="宋体" w:hAnsi="宋体" w:eastAsia="宋体"/>
           <w:b w:val="0"/>
           <w:sz w:val="21"/>
         </w:rPr>
@@ -1864,7 +1904,7 @@
       </w:pPr>
       <w:r>
         <w:rPr>
-          <w:rFonts w:ascii="SimHei" w:hAnsi="SimHei" w:eastAsia="SimHei"/>
+          <w:rFonts w:ascii="黑体" w:hAnsi="黑体" w:eastAsia="黑体"/>
           <w:b/>
           <w:sz w:val="32"/>
         </w:rPr>
@@ -1878,7 +1918,7 @@
       </w:pPr>
       <w:r>
         <w:rPr>
-          <w:rFonts w:ascii="SimHei" w:hAnsi="SimHei" w:eastAsia="SimHei"/>
+          <w:rFonts w:ascii="黑体" w:hAnsi="黑体" w:eastAsia="黑体"/>
           <w:b/>
           <w:sz w:val="28"/>
         </w:rPr>
@@ -1888,7 +1928,7 @@
     <w:p>
       <w:r>
         <w:rPr>
-          <w:rFonts w:ascii="SimSun" w:hAnsi="SimSun" w:eastAsia="SimSun"/>
+          <w:rFonts w:ascii="宋体" w:hAnsi="宋体" w:eastAsia="宋体"/>
           <w:b w:val="0"/>
           <w:sz w:val="21"/>
         </w:rPr>
@@ -1902,7 +1942,7 @@
       </w:pPr>
       <w:r>
         <w:rPr>
-          <w:rFonts w:ascii="SimHei" w:hAnsi="SimHei" w:eastAsia="SimHei"/>
+          <w:rFonts w:ascii="黑体" w:hAnsi="黑体" w:eastAsia="黑体"/>
           <w:b/>
           <w:sz w:val="28"/>
         </w:rPr>
@@ -1912,7 +1952,7 @@
     <w:p>
       <w:r>
         <w:rPr>
-          <w:rFonts w:ascii="SimSun" w:hAnsi="SimSun" w:eastAsia="SimSun"/>
+          <w:rFonts w:ascii="宋体" w:hAnsi="宋体" w:eastAsia="宋体"/>
           <w:b w:val="0"/>
           <w:sz w:val="21"/>
         </w:rPr>
@@ -1922,7 +1962,7 @@
     <w:p>
       <w:r>
         <w:rPr>
-          <w:rFonts w:ascii="SimSun" w:hAnsi="SimSun" w:eastAsia="SimSun"/>
+          <w:rFonts w:ascii="宋体" w:hAnsi="宋体" w:eastAsia="宋体"/>
           <w:b w:val="0"/>
           <w:sz w:val="21"/>
         </w:rPr>
@@ -1932,7 +1972,7 @@
     <w:p>
       <w:r>
         <w:rPr>
-          <w:rFonts w:ascii="SimSun" w:hAnsi="SimSun" w:eastAsia="SimSun"/>
+          <w:rFonts w:ascii="宋体" w:hAnsi="宋体" w:eastAsia="宋体"/>
           <w:b w:val="0"/>
           <w:sz w:val="21"/>
         </w:rPr>
@@ -1946,7 +1986,7 @@
       </w:pPr>
       <w:r>
         <w:rPr>
-          <w:rFonts w:ascii="SimHei" w:hAnsi="SimHei" w:eastAsia="SimHei"/>
+          <w:rFonts w:ascii="黑体" w:hAnsi="黑体" w:eastAsia="黑体"/>
           <w:b/>
           <w:sz w:val="28"/>
         </w:rPr>
@@ -1956,7 +1996,7 @@
     <w:p>
       <w:r>
         <w:rPr>
-          <w:rFonts w:ascii="SimSun" w:hAnsi="SimSun" w:eastAsia="SimSun"/>
+          <w:rFonts w:ascii="宋体" w:hAnsi="宋体" w:eastAsia="宋体"/>
           <w:b w:val="0"/>
           <w:sz w:val="21"/>
         </w:rPr>
@@ -1966,7 +2006,7 @@
     <w:p>
       <w:r>
         <w:rPr>
-          <w:rFonts w:ascii="SimSun" w:hAnsi="SimSun" w:eastAsia="SimSun"/>
+          <w:rFonts w:ascii="宋体" w:hAnsi="宋体" w:eastAsia="宋体"/>
           <w:b w:val="0"/>
           <w:sz w:val="21"/>
         </w:rPr>
@@ -1977,7 +2017,7 @@
     <w:p>
       <w:r>
         <w:rPr>
-          <w:rFonts w:ascii="SimSun" w:hAnsi="SimSun" w:eastAsia="SimSun"/>
+          <w:rFonts w:ascii="宋体" w:hAnsi="宋体" w:eastAsia="宋体"/>
           <w:b w:val="0"/>
           <w:sz w:val="21"/>
         </w:rPr>
@@ -1987,7 +2027,7 @@
     <w:p>
       <w:r>
         <w:rPr>
-          <w:rFonts w:ascii="SimSun" w:hAnsi="SimSun" w:eastAsia="SimSun"/>
+          <w:rFonts w:ascii="宋体" w:hAnsi="宋体" w:eastAsia="宋体"/>
           <w:b w:val="0"/>
           <w:sz w:val="21"/>
         </w:rPr>
@@ -1997,7 +2037,7 @@
     <w:p>
       <w:r>
         <w:rPr>
-          <w:rFonts w:ascii="SimSun" w:hAnsi="SimSun" w:eastAsia="SimSun"/>
+          <w:rFonts w:ascii="宋体" w:hAnsi="宋体" w:eastAsia="宋体"/>
           <w:b w:val="0"/>
           <w:sz w:val="21"/>
         </w:rPr>
@@ -2007,7 +2047,7 @@
     <w:p>
       <w:r>
         <w:rPr>
-          <w:rFonts w:ascii="SimSun" w:hAnsi="SimSun" w:eastAsia="SimSun"/>
+          <w:rFonts w:ascii="宋体" w:hAnsi="宋体" w:eastAsia="宋体"/>
           <w:b w:val="0"/>
           <w:sz w:val="21"/>
         </w:rPr>
@@ -2017,7 +2057,7 @@
     <w:p>
       <w:r>
         <w:rPr>
-          <w:rFonts w:ascii="SimSun" w:hAnsi="SimSun" w:eastAsia="SimSun"/>
+          <w:rFonts w:ascii="宋体" w:hAnsi="宋体" w:eastAsia="宋体"/>
           <w:b w:val="0"/>
           <w:sz w:val="21"/>
         </w:rPr>
@@ -2027,7 +2067,7 @@
     <w:p>
       <w:r>
         <w:rPr>
-          <w:rFonts w:ascii="SimSun" w:hAnsi="SimSun" w:eastAsia="SimSun"/>
+          <w:rFonts w:ascii="宋体" w:hAnsi="宋体" w:eastAsia="宋体"/>
           <w:b w:val="0"/>
           <w:sz w:val="21"/>
         </w:rPr>
@@ -2038,7 +2078,7 @@
     <w:p>
       <w:r>
         <w:rPr>
-          <w:rFonts w:ascii="SimSun" w:hAnsi="SimSun" w:eastAsia="SimSun"/>
+          <w:rFonts w:ascii="宋体" w:hAnsi="宋体" w:eastAsia="宋体"/>
           <w:b w:val="0"/>
           <w:sz w:val="21"/>
         </w:rPr>
@@ -2048,7 +2088,7 @@
     <w:p>
       <w:r>
         <w:rPr>
-          <w:rFonts w:ascii="SimSun" w:hAnsi="SimSun" w:eastAsia="SimSun"/>
+          <w:rFonts w:ascii="宋体" w:hAnsi="宋体" w:eastAsia="宋体"/>
           <w:b w:val="0"/>
           <w:sz w:val="21"/>
         </w:rPr>
@@ -2058,7 +2098,7 @@
     <w:p>
       <w:r>
         <w:rPr>
-          <w:rFonts w:ascii="SimSun" w:hAnsi="SimSun" w:eastAsia="SimSun"/>
+          <w:rFonts w:ascii="宋体" w:hAnsi="宋体" w:eastAsia="宋体"/>
           <w:b w:val="0"/>
           <w:sz w:val="21"/>
         </w:rPr>
@@ -2072,7 +2112,7 @@
       </w:pPr>
       <w:r>
         <w:rPr>
-          <w:rFonts w:ascii="SimHei" w:hAnsi="SimHei" w:eastAsia="SimHei"/>
+          <w:rFonts w:ascii="黑体" w:hAnsi="黑体" w:eastAsia="黑体"/>
           <w:b/>
           <w:sz w:val="28"/>
         </w:rPr>
@@ -2082,7 +2122,7 @@
     <w:p>
       <w:r>
         <w:rPr>
-          <w:rFonts w:ascii="SimSun" w:hAnsi="SimSun" w:eastAsia="SimSun"/>
+          <w:rFonts w:ascii="宋体" w:hAnsi="宋体" w:eastAsia="宋体"/>
           <w:b w:val="0"/>
           <w:sz w:val="21"/>
         </w:rPr>
@@ -2092,7 +2132,7 @@
     <w:p>
       <w:r>
         <w:rPr>
-          <w:rFonts w:ascii="SimSun" w:hAnsi="SimSun" w:eastAsia="SimSun"/>
+          <w:rFonts w:ascii="宋体" w:hAnsi="宋体" w:eastAsia="宋体"/>
           <w:b w:val="0"/>
           <w:sz w:val="21"/>
         </w:rPr>
@@ -2106,21 +2146,24 @@
       </w:pPr>
       <w:r>
         <w:drawing>
-          <wp:inline xmlns:a="http://schemas.openxmlformats.org/drawingml/2006/main" xmlns:pic="http://schemas.openxmlformats.org/drawingml/2006/picture">
-            <wp:extent cx="5580000" cy="6343375"/>
+          <wp:inline distT="0" distB="0" distL="114300" distR="114300">
+            <wp:extent cx="5579745" cy="6343015"/>
+            <wp:effectExtent l="0" t="0" r="8255" b="6985"/>
             <wp:docPr id="7" name="Picture 7"/>
             <wp:cNvGraphicFramePr>
-              <a:graphicFrameLocks noChangeAspect="1"/>
+              <a:graphicFrameLocks xmlns:a="http://schemas.openxmlformats.org/drawingml/2006/main" noChangeAspect="1"/>
             </wp:cNvGraphicFramePr>
-            <a:graphic>
+            <a:graphic xmlns:a="http://schemas.openxmlformats.org/drawingml/2006/main">
               <a:graphicData uri="http://schemas.openxmlformats.org/drawingml/2006/picture">
-                <pic:pic>
+                <pic:pic xmlns:pic="http://schemas.openxmlformats.org/drawingml/2006/picture">
                   <pic:nvPicPr>
-                    <pic:cNvPr id="0" name="03-分析结果页.png"/>
-                    <pic:cNvPicPr/>
+                    <pic:cNvPr id="7" name="Picture 7"/>
+                    <pic:cNvPicPr>
+                      <a:picLocks noChangeAspect="1"/>
+                    </pic:cNvPicPr>
                   </pic:nvPicPr>
                   <pic:blipFill>
-                    <a:blip r:embed="rId21"/>
+                    <a:blip r:embed="rId10"/>
                     <a:stretch>
                       <a:fillRect/>
                     </a:stretch>
@@ -2130,7 +2173,9 @@
                       <a:off x="0" y="0"/>
                       <a:ext cx="5580000" cy="6343375"/>
                     </a:xfrm>
-                    <a:prstGeom prst="rect"/>
+                    <a:prstGeom prst="rect">
+                      <a:avLst/>
+                    </a:prstGeom>
                   </pic:spPr>
                 </pic:pic>
               </a:graphicData>
@@ -2145,7 +2190,7 @@
       </w:pPr>
       <w:r>
         <w:rPr>
-          <w:rFonts w:ascii="SimSun" w:hAnsi="SimSun" w:eastAsia="SimSun"/>
+          <w:rFonts w:ascii="宋体" w:hAnsi="宋体" w:eastAsia="宋体"/>
           <w:b w:val="0"/>
           <w:sz w:val="18"/>
         </w:rPr>
@@ -2159,7 +2204,7 @@
       </w:pPr>
       <w:r>
         <w:rPr>
-          <w:rFonts w:ascii="SimHei" w:hAnsi="SimHei" w:eastAsia="SimHei"/>
+          <w:rFonts w:ascii="黑体" w:hAnsi="黑体" w:eastAsia="黑体"/>
           <w:b/>
           <w:sz w:val="32"/>
         </w:rPr>
@@ -2173,7 +2218,7 @@
       </w:pPr>
       <w:r>
         <w:rPr>
-          <w:rFonts w:ascii="SimHei" w:hAnsi="SimHei" w:eastAsia="SimHei"/>
+          <w:rFonts w:ascii="黑体" w:hAnsi="黑体" w:eastAsia="黑体"/>
           <w:b/>
           <w:sz w:val="28"/>
         </w:rPr>
@@ -2183,7 +2228,7 @@
     <w:p>
       <w:r>
         <w:rPr>
-          <w:rFonts w:ascii="SimSun" w:hAnsi="SimSun" w:eastAsia="SimSun"/>
+          <w:rFonts w:ascii="宋体" w:hAnsi="宋体" w:eastAsia="宋体"/>
           <w:b w:val="0"/>
           <w:sz w:val="21"/>
         </w:rPr>
@@ -2193,7 +2238,7 @@
     <w:p>
       <w:r>
         <w:rPr>
-          <w:rFonts w:ascii="SimSun" w:hAnsi="SimSun" w:eastAsia="SimSun"/>
+          <w:rFonts w:ascii="宋体" w:hAnsi="宋体" w:eastAsia="宋体"/>
           <w:b w:val="0"/>
           <w:sz w:val="21"/>
         </w:rPr>
@@ -2203,7 +2248,7 @@
     <w:p>
       <w:r>
         <w:rPr>
-          <w:rFonts w:ascii="SimSun" w:hAnsi="SimSun" w:eastAsia="SimSun"/>
+          <w:rFonts w:ascii="宋体" w:hAnsi="宋体" w:eastAsia="宋体"/>
           <w:b w:val="0"/>
           <w:sz w:val="21"/>
         </w:rPr>
@@ -2213,7 +2258,7 @@
     <w:p>
       <w:r>
         <w:rPr>
-          <w:rFonts w:ascii="SimSun" w:hAnsi="SimSun" w:eastAsia="SimSun"/>
+          <w:rFonts w:ascii="宋体" w:hAnsi="宋体" w:eastAsia="宋体"/>
           <w:b w:val="0"/>
           <w:sz w:val="21"/>
         </w:rPr>
@@ -2227,7 +2272,7 @@
       </w:pPr>
       <w:r>
         <w:rPr>
-          <w:rFonts w:ascii="SimHei" w:hAnsi="SimHei" w:eastAsia="SimHei"/>
+          <w:rFonts w:ascii="黑体" w:hAnsi="黑体" w:eastAsia="黑体"/>
           <w:b/>
           <w:sz w:val="28"/>
         </w:rPr>
@@ -2237,7 +2282,7 @@
     <w:p>
       <w:r>
         <w:rPr>
-          <w:rFonts w:ascii="SimSun" w:hAnsi="SimSun" w:eastAsia="SimSun"/>
+          <w:rFonts w:ascii="宋体" w:hAnsi="宋体" w:eastAsia="宋体"/>
           <w:b w:val="0"/>
           <w:sz w:val="21"/>
         </w:rPr>
@@ -2247,7 +2292,7 @@
     <w:p>
       <w:r>
         <w:rPr>
-          <w:rFonts w:ascii="SimSun" w:hAnsi="SimSun" w:eastAsia="SimSun"/>
+          <w:rFonts w:ascii="宋体" w:hAnsi="宋体" w:eastAsia="宋体"/>
           <w:b w:val="0"/>
           <w:sz w:val="21"/>
         </w:rPr>
@@ -2257,7 +2302,7 @@
     <w:p>
       <w:r>
         <w:rPr>
-          <w:rFonts w:ascii="SimSun" w:hAnsi="SimSun" w:eastAsia="SimSun"/>
+          <w:rFonts w:ascii="宋体" w:hAnsi="宋体" w:eastAsia="宋体"/>
           <w:b w:val="0"/>
           <w:sz w:val="21"/>
         </w:rPr>
@@ -2267,7 +2312,7 @@
     <w:p>
       <w:r>
         <w:rPr>
-          <w:rFonts w:ascii="SimSun" w:hAnsi="SimSun" w:eastAsia="SimSun"/>
+          <w:rFonts w:ascii="宋体" w:hAnsi="宋体" w:eastAsia="宋体"/>
           <w:b w:val="0"/>
           <w:sz w:val="21"/>
         </w:rPr>
@@ -2281,7 +2326,7 @@
       </w:pPr>
       <w:r>
         <w:rPr>
-          <w:rFonts w:ascii="SimHei" w:hAnsi="SimHei" w:eastAsia="SimHei"/>
+          <w:rFonts w:ascii="黑体" w:hAnsi="黑体" w:eastAsia="黑体"/>
           <w:b/>
           <w:sz w:val="28"/>
         </w:rPr>
@@ -2291,7 +2336,7 @@
     <w:p>
       <w:r>
         <w:rPr>
-          <w:rFonts w:ascii="SimSun" w:hAnsi="SimSun" w:eastAsia="SimSun"/>
+          <w:rFonts w:ascii="宋体" w:hAnsi="宋体" w:eastAsia="宋体"/>
           <w:b w:val="0"/>
           <w:sz w:val="21"/>
         </w:rPr>
@@ -2301,7 +2346,7 @@
     <w:p>
       <w:r>
         <w:rPr>
-          <w:rFonts w:ascii="SimSun" w:hAnsi="SimSun" w:eastAsia="SimSun"/>
+          <w:rFonts w:ascii="宋体" w:hAnsi="宋体" w:eastAsia="宋体"/>
           <w:b w:val="0"/>
           <w:sz w:val="21"/>
         </w:rPr>
@@ -2311,7 +2356,7 @@
     <w:p>
       <w:r>
         <w:rPr>
-          <w:rFonts w:ascii="SimSun" w:hAnsi="SimSun" w:eastAsia="SimSun"/>
+          <w:rFonts w:ascii="宋体" w:hAnsi="宋体" w:eastAsia="宋体"/>
           <w:b w:val="0"/>
           <w:sz w:val="21"/>
         </w:rPr>
@@ -2321,7 +2366,7 @@
     <w:p>
       <w:r>
         <w:rPr>
-          <w:rFonts w:ascii="SimSun" w:hAnsi="SimSun" w:eastAsia="SimSun"/>
+          <w:rFonts w:ascii="宋体" w:hAnsi="宋体" w:eastAsia="宋体"/>
           <w:b w:val="0"/>
           <w:sz w:val="21"/>
         </w:rPr>
@@ -2335,7 +2380,7 @@
       </w:pPr>
       <w:r>
         <w:rPr>
-          <w:rFonts w:ascii="SimHei" w:hAnsi="SimHei" w:eastAsia="SimHei"/>
+          <w:rFonts w:ascii="黑体" w:hAnsi="黑体" w:eastAsia="黑体"/>
           <w:b/>
           <w:sz w:val="32"/>
         </w:rPr>
@@ -2345,7 +2390,7 @@
     <w:p>
       <w:r>
         <w:rPr>
-          <w:rFonts w:ascii="SimSun" w:hAnsi="SimSun" w:eastAsia="SimSun"/>
+          <w:rFonts w:ascii="宋体" w:hAnsi="宋体" w:eastAsia="宋体"/>
           <w:b w:val="0"/>
           <w:sz w:val="21"/>
         </w:rPr>
@@ -2355,7 +2400,7 @@
     <w:p>
       <w:r>
         <w:rPr>
-          <w:rFonts w:ascii="SimSun" w:hAnsi="SimSun" w:eastAsia="SimSun"/>
+          <w:rFonts w:ascii="宋体" w:hAnsi="宋体" w:eastAsia="宋体"/>
           <w:b w:val="0"/>
           <w:sz w:val="21"/>
         </w:rPr>
@@ -2365,7 +2410,7 @@
     <w:p>
       <w:r>
         <w:rPr>
-          <w:rFonts w:ascii="SimSun" w:hAnsi="SimSun" w:eastAsia="SimSun"/>
+          <w:rFonts w:ascii="宋体" w:hAnsi="宋体" w:eastAsia="宋体"/>
           <w:b w:val="0"/>
           <w:sz w:val="21"/>
         </w:rPr>
@@ -2375,7 +2420,7 @@
     <w:p>
       <w:r>
         <w:rPr>
-          <w:rFonts w:ascii="SimSun" w:hAnsi="SimSun" w:eastAsia="SimSun"/>
+          <w:rFonts w:ascii="宋体" w:hAnsi="宋体" w:eastAsia="宋体"/>
           <w:b w:val="0"/>
           <w:sz w:val="21"/>
         </w:rPr>
@@ -2385,7 +2430,7 @@
     <w:p>
       <w:r>
         <w:rPr>
-          <w:rFonts w:ascii="SimSun" w:hAnsi="SimSun" w:eastAsia="SimSun"/>
+          <w:rFonts w:ascii="宋体" w:hAnsi="宋体" w:eastAsia="宋体"/>
           <w:b w:val="0"/>
           <w:sz w:val="21"/>
         </w:rPr>
@@ -2395,7 +2440,7 @@
     <w:p>
       <w:r>
         <w:rPr>
-          <w:rFonts w:ascii="SimSun" w:hAnsi="SimSun" w:eastAsia="SimSun"/>
+          <w:rFonts w:ascii="宋体" w:hAnsi="宋体" w:eastAsia="宋体"/>
           <w:b w:val="0"/>
           <w:sz w:val="21"/>
         </w:rPr>
@@ -2405,7 +2450,7 @@
     <w:p>
       <w:r>
         <w:rPr>
-          <w:rFonts w:ascii="SimSun" w:hAnsi="SimSun" w:eastAsia="SimSun"/>
+          <w:rFonts w:ascii="宋体" w:hAnsi="宋体" w:eastAsia="宋体"/>
           <w:b w:val="0"/>
           <w:sz w:val="21"/>
         </w:rPr>
@@ -2415,7 +2460,7 @@
     <w:p>
       <w:r>
         <w:rPr>
-          <w:rFonts w:ascii="SimSun" w:hAnsi="SimSun" w:eastAsia="SimSun"/>
+          <w:rFonts w:ascii="宋体" w:hAnsi="宋体" w:eastAsia="宋体"/>
           <w:b w:val="0"/>
           <w:sz w:val="21"/>
         </w:rPr>
@@ -2702,7 +2747,7 @@
       <w:jc w:val="both"/>
     </w:pPr>
     <w:rPr>
-      <w:rFonts w:ascii="SimSun" w:hAnsi="SimSun" w:eastAsia="SimSun" w:cs="Times New Roman"/>
+      <w:rFonts w:ascii="宋体" w:hAnsi="宋体" w:eastAsia="宋体" w:cs="Times New Roman"/>
       <w:kern w:val="2"/>
       <w:sz w:val="21"/>
       <w:lang w:val="en-US" w:eastAsia="zh-CN" w:bidi="ar-SA"/>
@@ -3166,21 +3211,4 @@
   </a:themeElements>
   <a:objectDefaults/>
 </a:theme>
-</file>
-
-<file path=customXml/item1.xml><?xml version="1.0" encoding="utf-8"?>
-<s:customData xmlns="http://www.wps.cn/officeDocument/2013/wpsCustomData" xmlns:s="http://www.wps.cn/officeDocument/2013/wpsCustomData">
-  <customSectProps/>
-  <customShpExts>
-    <customShpInfo spid="_x0000_s1026" textRotate="1"/>
-  </customShpExts>
-</s:customData>
-</file>
-
-<file path=customXml/itemProps1.xml><?xml version="1.0" encoding="utf-8"?>
-<ds:datastoreItem xmlns:ds="http://schemas.openxmlformats.org/officeDocument/2006/customXml" ds:itemID="{B1977F7D-205B-4081-913C-38D41E755F92}">
-  <ds:schemaRefs>
-    <ds:schemaRef ds:uri="http://www.wps.cn/officeDocument/2013/wpsCustomData"/>
-  </ds:schemaRefs>
-</ds:datastoreItem>
 </file>